--- a/Report/Task10_CoinRemoval_Report.docx
+++ b/Report/Task10_CoinRemoval_Report.docx
@@ -1,6 +1,6 @@
 
 <file path=word/document.xml><?xml version="1.0" encoding="utf-8"?>
-<w:document xmlns:wpc="http://schemas.microsoft.com/office/word/2010/wordprocessingCanvas" xmlns:cx="http://schemas.microsoft.com/office/drawing/2014/chartex" xmlns:cx1="http://schemas.microsoft.com/office/drawing/2015/9/8/chartex" xmlns:cx2="http://schemas.microsoft.com/office/drawing/2015/10/21/chartex" xmlns:cx3="http://schemas.microsoft.com/office/drawing/2016/5/9/chartex" xmlns:cx4="http://schemas.microsoft.com/office/drawing/2016/5/10/chartex" xmlns:cx5="http://schemas.microsoft.com/office/drawing/2016/5/11/chartex" xmlns:cx6="http://schemas.microsoft.com/office/drawing/2016/5/12/chartex" xmlns:cx7="http://schemas.microsoft.com/office/drawing/2016/5/13/chartex" xmlns:cx8="http://schemas.microsoft.com/office/drawing/2016/5/14/chartex" xmlns:mc="http://schemas.openxmlformats.org/markup-compatibility/2006" xmlns:aink="http://schemas.microsoft.com/office/drawing/2016/ink" xmlns:am3d="http://schemas.microsoft.com/office/drawing/2017/model3d" xmlns:o="urn:schemas-microsoft-com:office:office" xmlns:oel="http://schemas.microsoft.com/office/2019/extlst" xmlns:r="http://schemas.openxmlformats.org/officeDocument/2006/relationships" xmlns:m="http://schemas.openxmlformats.org/officeDocument/2006/math" xmlns:v="urn:schemas-microsoft-com:vml" xmlns:wp14="http://schemas.microsoft.com/office/word/2010/wordprocessingDrawing" xmlns:wp="http://schemas.openxmlformats.org/drawingml/2006/wordprocessingDrawing" xmlns:w10="urn:schemas-microsoft-com:office:word" xmlns:w="http://schemas.openxmlformats.org/wordprocessingml/2006/main" xmlns:w14="http://schemas.microsoft.com/office/word/2010/wordml" xmlns:w15="http://schemas.microsoft.com/office/word/2012/wordml" xmlns:w16cex="http://schemas.microsoft.com/office/word/2018/wordml/cex" xmlns:w16cid="http://schemas.microsoft.com/office/word/2016/wordml/cid" xmlns:w16="http://schemas.microsoft.com/office/word/2018/wordml" xmlns:w16du="http://schemas.microsoft.com/office/word/2023/wordml/word16du" xmlns:w16sdtdh="http://schemas.microsoft.com/office/word/2020/wordml/sdtdatahash" xmlns:w16sdtfl="http://schemas.microsoft.com/office/word/2024/wordml/sdtformatlock" xmlns:w16se="http://schemas.microsoft.com/office/word/2015/wordml/symex" xmlns:wpg="http://schemas.microsoft.com/office/word/2010/wordprocessingGroup" xmlns:wpi="http://schemas.microsoft.com/office/word/2010/wordprocessingInk" xmlns:wne="http://schemas.microsoft.com/office/word/2006/wordml" xmlns:wps="http://schemas.microsoft.com/office/word/2010/wordprocessingShape" mc:Ignorable="w14 w15 w16se w16cid w16 w16cex w16sdtdh w16sdtfl w16du wp14">
+<w:document xmlns:wpc="http://schemas.microsoft.com/office/word/2010/wordprocessingCanvas" xmlns:cx="http://schemas.microsoft.com/office/drawing/2014/chartex" xmlns:cx1="http://schemas.microsoft.com/office/drawing/2015/9/8/chartex" xmlns:cx2="http://schemas.microsoft.com/office/drawing/2015/10/21/chartex" xmlns:cx3="http://schemas.microsoft.com/office/drawing/2016/5/9/chartex" xmlns:cx4="http://schemas.microsoft.com/office/drawing/2016/5/10/chartex" xmlns:cx5="http://schemas.microsoft.com/office/drawing/2016/5/11/chartex" xmlns:cx6="http://schemas.microsoft.com/office/drawing/2016/5/12/chartex" xmlns:cx7="http://schemas.microsoft.com/office/drawing/2016/5/13/chartex" xmlns:cx8="http://schemas.microsoft.com/office/drawing/2016/5/14/chartex" xmlns:mc="http://schemas.openxmlformats.org/markup-compatibility/2006" xmlns:aink="http://schemas.microsoft.com/office/drawing/2016/ink" xmlns:am3d="http://schemas.microsoft.com/office/drawing/2017/model3d" xmlns:o="urn:schemas-microsoft-com:office:office" xmlns:oel="http://schemas.microsoft.com/office/2019/extlst" xmlns:r="http://schemas.openxmlformats.org/officeDocument/2006/relationships" xmlns:m="http://schemas.openxmlformats.org/officeDocument/2006/math" xmlns:v="urn:schemas-microsoft-com:vml" xmlns:wp14="http://schemas.microsoft.com/office/word/2010/wordprocessingDrawing" xmlns:wp="http://schemas.openxmlformats.org/drawingml/2006/wordprocessingDrawing" xmlns:w10="urn:schemas-microsoft-com:office:word" xmlns:w="http://schemas.openxmlformats.org/wordprocessingml/2006/main" xmlns:w14="http://schemas.microsoft.com/office/word/2010/wordml" xmlns:w15="http://schemas.microsoft.com/office/word/2012/wordml" xmlns:w16cex="http://schemas.microsoft.com/office/word/2018/wordml/cex" xmlns:w16cid="http://schemas.microsoft.com/office/word/2016/wordml/cid" xmlns:w16="http://schemas.microsoft.com/office/word/2018/wordml" xmlns:w16du="http://schemas.microsoft.com/office/word/2023/wordml/word16du" xmlns:w16sdtdh="http://schemas.microsoft.com/office/word/2020/wordml/sdtdatahash" xmlns:w16se="http://schemas.microsoft.com/office/word/2015/wordml/symex" xmlns:wpg="http://schemas.microsoft.com/office/word/2010/wordprocessingGroup" xmlns:wpi="http://schemas.microsoft.com/office/word/2010/wordprocessingInk" xmlns:wne="http://schemas.microsoft.com/office/word/2006/wordml" xmlns:wps="http://schemas.microsoft.com/office/word/2010/wordprocessingShape" mc:Ignorable="w14 w15 w16se w16cid w16 w16cex w16sdtdh wp14">
   <w:body>
     <w:p>
       <w:pPr>
@@ -51,1340 +51,6 @@
     <w:p/>
     <w:p/>
     <w:p/>
-    <w:sdt>
-      <w:sdtPr>
-        <w:id w:val="146331296"/>
-        <w:docPartObj>
-          <w:docPartGallery w:val="Table of Contents"/>
-          <w:docPartUnique/>
-        </w:docPartObj>
-      </w:sdtPr>
-      <w:sdtEndPr>
-        <w:rPr>
-          <w:rFonts w:asciiTheme="majorBidi" w:eastAsia="Calibri" w:hAnsiTheme="majorBidi" w:cs="Calibri"/>
-          <w:b/>
-          <w:bCs/>
-          <w:noProof/>
-          <w:color w:val="auto"/>
-          <w:sz w:val="24"/>
-          <w:szCs w:val="22"/>
-          <w14:ligatures w14:val="standardContextual"/>
-        </w:rPr>
-      </w:sdtEndPr>
-      <w:sdtContent>
-        <w:p>
-          <w:pPr>
-            <w:pStyle w:val="TOCHeading"/>
-          </w:pPr>
-          <w:r>
-            <w:t>Table of Contents</w:t>
-          </w:r>
-        </w:p>
-        <w:p>
-          <w:pPr>
-            <w:pStyle w:val="TOC1"/>
-            <w:tabs>
-              <w:tab w:val="right" w:leader="dot" w:pos="9350"/>
-            </w:tabs>
-            <w:rPr>
-              <w:rFonts w:asciiTheme="minorHAnsi" w:eastAsiaTheme="minorEastAsia" w:hAnsiTheme="minorHAnsi" w:cstheme="minorBidi"/>
-              <w:noProof/>
-              <w:kern w:val="2"/>
-              <w:szCs w:val="24"/>
-            </w:rPr>
-          </w:pPr>
-          <w:r>
-            <w:fldChar w:fldCharType="begin"/>
-          </w:r>
-          <w:r>
-            <w:instrText xml:space="preserve"> TOC \o "1-3" \h \z \u </w:instrText>
-          </w:r>
-          <w:r>
-            <w:fldChar w:fldCharType="separate"/>
-          </w:r>
-          <w:hyperlink w:anchor="_Toc228839194" w:history="1">
-            <w:r>
-              <w:rPr>
-                <w:rStyle w:val="Hyperlink"/>
-                <w:rFonts w:cs="Times New Roman"/>
-                <w:noProof/>
-              </w:rPr>
-              <w:t>1.</w:t>
-            </w:r>
-            <w:r>
-              <w:rPr>
-                <w:rFonts w:asciiTheme="minorHAnsi" w:eastAsiaTheme="minorEastAsia" w:hAnsiTheme="minorHAnsi" w:cstheme="minorBidi"/>
-                <w:noProof/>
-                <w:kern w:val="2"/>
-                <w:szCs w:val="24"/>
-              </w:rPr>
-              <w:tab/>
-            </w:r>
-            <w:r>
-              <w:rPr>
-                <w:rStyle w:val="Hyperlink"/>
-                <w:noProof/>
-              </w:rPr>
-              <w:t>Problem Description</w:t>
-            </w:r>
-            <w:r>
-              <w:rPr>
-                <w:noProof/>
-                <w:webHidden/>
-              </w:rPr>
-              <w:tab/>
-            </w:r>
-            <w:r>
-              <w:rPr>
-                <w:noProof/>
-                <w:webHidden/>
-              </w:rPr>
-              <w:fldChar w:fldCharType="begin"/>
-            </w:r>
-            <w:r>
-              <w:rPr>
-                <w:noProof/>
-                <w:webHidden/>
-              </w:rPr>
-              <w:instrText xml:space="preserve"> PAGEREF _Toc228839194 \h </w:instrText>
-            </w:r>
-            <w:r>
-              <w:rPr>
-                <w:noProof/>
-                <w:webHidden/>
-              </w:rPr>
-            </w:r>
-            <w:r>
-              <w:rPr>
-                <w:noProof/>
-                <w:webHidden/>
-              </w:rPr>
-              <w:fldChar w:fldCharType="separate"/>
-            </w:r>
-            <w:r>
-              <w:rPr>
-                <w:noProof/>
-                <w:webHidden/>
-              </w:rPr>
-              <w:t>3</w:t>
-            </w:r>
-            <w:r>
-              <w:rPr>
-                <w:noProof/>
-                <w:webHidden/>
-              </w:rPr>
-              <w:fldChar w:fldCharType="end"/>
-            </w:r>
-          </w:hyperlink>
-        </w:p>
-        <w:p>
-          <w:pPr>
-            <w:pStyle w:val="TOC1"/>
-            <w:tabs>
-              <w:tab w:val="right" w:leader="dot" w:pos="9350"/>
-            </w:tabs>
-            <w:rPr>
-              <w:rFonts w:asciiTheme="minorHAnsi" w:eastAsiaTheme="minorEastAsia" w:hAnsiTheme="minorHAnsi" w:cstheme="minorBidi"/>
-              <w:noProof/>
-              <w:kern w:val="2"/>
-              <w:szCs w:val="24"/>
-            </w:rPr>
-          </w:pPr>
-          <w:hyperlink w:anchor="_Toc228839195" w:history="1">
-            <w:r>
-              <w:rPr>
-                <w:rStyle w:val="Hyperlink"/>
-                <w:noProof/>
-              </w:rPr>
-              <w:t>2.</w:t>
-            </w:r>
-            <w:r>
-              <w:rPr>
-                <w:rFonts w:asciiTheme="minorHAnsi" w:eastAsiaTheme="minorEastAsia" w:hAnsiTheme="minorHAnsi" w:cstheme="minorBidi"/>
-                <w:noProof/>
-                <w:kern w:val="2"/>
-                <w:szCs w:val="24"/>
-              </w:rPr>
-              <w:tab/>
-            </w:r>
-            <w:r>
-              <w:rPr>
-                <w:rStyle w:val="Hyperlink"/>
-                <w:noProof/>
-              </w:rPr>
-              <w:t>Underlying Assumptions</w:t>
-            </w:r>
-            <w:r>
-              <w:rPr>
-                <w:noProof/>
-                <w:webHidden/>
-              </w:rPr>
-              <w:tab/>
-            </w:r>
-            <w:r>
-              <w:rPr>
-                <w:noProof/>
-                <w:webHidden/>
-              </w:rPr>
-              <w:fldChar w:fldCharType="begin"/>
-            </w:r>
-            <w:r>
-              <w:rPr>
-                <w:noProof/>
-                <w:webHidden/>
-              </w:rPr>
-              <w:instrText xml:space="preserve"> PAGEREF _Toc228839195 \h </w:instrText>
-            </w:r>
-            <w:r>
-              <w:rPr>
-                <w:noProof/>
-                <w:webHidden/>
-              </w:rPr>
-            </w:r>
-            <w:r>
-              <w:rPr>
-                <w:noProof/>
-                <w:webHidden/>
-              </w:rPr>
-              <w:fldChar w:fldCharType="separate"/>
-            </w:r>
-            <w:r>
-              <w:rPr>
-                <w:noProof/>
-                <w:webHidden/>
-              </w:rPr>
-              <w:t>3</w:t>
-            </w:r>
-            <w:r>
-              <w:rPr>
-                <w:noProof/>
-                <w:webHidden/>
-              </w:rPr>
-              <w:fldChar w:fldCharType="end"/>
-            </w:r>
-          </w:hyperlink>
-        </w:p>
-        <w:p>
-          <w:pPr>
-            <w:pStyle w:val="TOC1"/>
-            <w:tabs>
-              <w:tab w:val="right" w:leader="dot" w:pos="9350"/>
-            </w:tabs>
-            <w:rPr>
-              <w:rFonts w:asciiTheme="minorHAnsi" w:eastAsiaTheme="minorEastAsia" w:hAnsiTheme="minorHAnsi" w:cstheme="minorBidi"/>
-              <w:noProof/>
-              <w:kern w:val="2"/>
-              <w:szCs w:val="24"/>
-            </w:rPr>
-          </w:pPr>
-          <w:hyperlink w:anchor="_Toc228839196" w:history="1">
-            <w:r>
-              <w:rPr>
-                <w:rStyle w:val="Hyperlink"/>
-                <w:noProof/>
-              </w:rPr>
-              <w:t>3.</w:t>
-            </w:r>
-            <w:r>
-              <w:rPr>
-                <w:rFonts w:asciiTheme="minorHAnsi" w:eastAsiaTheme="minorEastAsia" w:hAnsiTheme="minorHAnsi" w:cstheme="minorBidi"/>
-                <w:noProof/>
-                <w:kern w:val="2"/>
-                <w:szCs w:val="24"/>
-              </w:rPr>
-              <w:tab/>
-            </w:r>
-            <w:r>
-              <w:rPr>
-                <w:rStyle w:val="Hyperlink"/>
-                <w:noProof/>
-              </w:rPr>
-              <w:t>Algorithm Design</w:t>
-            </w:r>
-            <w:r>
-              <w:rPr>
-                <w:noProof/>
-                <w:webHidden/>
-              </w:rPr>
-              <w:tab/>
-            </w:r>
-            <w:r>
-              <w:rPr>
-                <w:noProof/>
-                <w:webHidden/>
-              </w:rPr>
-              <w:fldChar w:fldCharType="begin"/>
-            </w:r>
-            <w:r>
-              <w:rPr>
-                <w:noProof/>
-                <w:webHidden/>
-              </w:rPr>
-              <w:instrText xml:space="preserve"> PAGEREF _Toc228839196 \h </w:instrText>
-            </w:r>
-            <w:r>
-              <w:rPr>
-                <w:noProof/>
-                <w:webHidden/>
-              </w:rPr>
-            </w:r>
-            <w:r>
-              <w:rPr>
-                <w:noProof/>
-                <w:webHidden/>
-              </w:rPr>
-              <w:fldChar w:fldCharType="separate"/>
-            </w:r>
-            <w:r>
-              <w:rPr>
-                <w:noProof/>
-                <w:webHidden/>
-              </w:rPr>
-              <w:t>4</w:t>
-            </w:r>
-            <w:r>
-              <w:rPr>
-                <w:noProof/>
-                <w:webHidden/>
-              </w:rPr>
-              <w:fldChar w:fldCharType="end"/>
-            </w:r>
-          </w:hyperlink>
-        </w:p>
-        <w:p>
-          <w:pPr>
-            <w:pStyle w:val="TOC1"/>
-            <w:tabs>
-              <w:tab w:val="right" w:leader="dot" w:pos="9350"/>
-            </w:tabs>
-            <w:rPr>
-              <w:rFonts w:asciiTheme="minorHAnsi" w:eastAsiaTheme="minorEastAsia" w:hAnsiTheme="minorHAnsi" w:cstheme="minorBidi"/>
-              <w:noProof/>
-              <w:kern w:val="2"/>
-              <w:szCs w:val="24"/>
-            </w:rPr>
-          </w:pPr>
-          <w:hyperlink w:anchor="_Toc228839197" w:history="1">
-            <w:r>
-              <w:rPr>
-                <w:rStyle w:val="Hyperlink"/>
-                <w:noProof/>
-              </w:rPr>
-              <w:t>4.</w:t>
-            </w:r>
-            <w:r>
-              <w:rPr>
-                <w:rFonts w:asciiTheme="minorHAnsi" w:eastAsiaTheme="minorEastAsia" w:hAnsiTheme="minorHAnsi" w:cstheme="minorBidi"/>
-                <w:noProof/>
-                <w:kern w:val="2"/>
-                <w:szCs w:val="24"/>
-              </w:rPr>
-              <w:tab/>
-            </w:r>
-            <w:r>
-              <w:rPr>
-                <w:rStyle w:val="Hyperlink"/>
-                <w:noProof/>
-              </w:rPr>
-              <w:t>Correctness &amp; Case Coverage</w:t>
-            </w:r>
-            <w:r>
-              <w:rPr>
-                <w:noProof/>
-                <w:webHidden/>
-              </w:rPr>
-              <w:tab/>
-            </w:r>
-            <w:r>
-              <w:rPr>
-                <w:noProof/>
-                <w:webHidden/>
-              </w:rPr>
-              <w:fldChar w:fldCharType="begin"/>
-            </w:r>
-            <w:r>
-              <w:rPr>
-                <w:noProof/>
-                <w:webHidden/>
-              </w:rPr>
-              <w:instrText xml:space="preserve"> PAGEREF _Toc228839197 \h </w:instrText>
-            </w:r>
-            <w:r>
-              <w:rPr>
-                <w:noProof/>
-                <w:webHidden/>
-              </w:rPr>
-            </w:r>
-            <w:r>
-              <w:rPr>
-                <w:noProof/>
-                <w:webHidden/>
-              </w:rPr>
-              <w:fldChar w:fldCharType="separate"/>
-            </w:r>
-            <w:r>
-              <w:rPr>
-                <w:noProof/>
-                <w:webHidden/>
-              </w:rPr>
-              <w:t>6</w:t>
-            </w:r>
-            <w:r>
-              <w:rPr>
-                <w:noProof/>
-                <w:webHidden/>
-              </w:rPr>
-              <w:fldChar w:fldCharType="end"/>
-            </w:r>
-          </w:hyperlink>
-        </w:p>
-        <w:p>
-          <w:pPr>
-            <w:pStyle w:val="TOC1"/>
-            <w:tabs>
-              <w:tab w:val="right" w:leader="dot" w:pos="9350"/>
-            </w:tabs>
-            <w:rPr>
-              <w:rFonts w:asciiTheme="minorHAnsi" w:eastAsiaTheme="minorEastAsia" w:hAnsiTheme="minorHAnsi" w:cstheme="minorBidi"/>
-              <w:noProof/>
-              <w:kern w:val="2"/>
-              <w:szCs w:val="24"/>
-            </w:rPr>
-          </w:pPr>
-          <w:hyperlink w:anchor="_Toc228839198" w:history="1">
-            <w:r>
-              <w:rPr>
-                <w:rStyle w:val="Hyperlink"/>
-                <w:noProof/>
-              </w:rPr>
-              <w:t>5.</w:t>
-            </w:r>
-            <w:r>
-              <w:rPr>
-                <w:rFonts w:asciiTheme="minorHAnsi" w:eastAsiaTheme="minorEastAsia" w:hAnsiTheme="minorHAnsi" w:cstheme="minorBidi"/>
-                <w:noProof/>
-                <w:kern w:val="2"/>
-                <w:szCs w:val="24"/>
-              </w:rPr>
-              <w:tab/>
-            </w:r>
-            <w:r>
-              <w:rPr>
-                <w:rStyle w:val="Hyperlink"/>
-                <w:noProof/>
-              </w:rPr>
-              <w:t>Complexity Analysis</w:t>
-            </w:r>
-            <w:r>
-              <w:rPr>
-                <w:noProof/>
-                <w:webHidden/>
-              </w:rPr>
-              <w:tab/>
-            </w:r>
-            <w:r>
-              <w:rPr>
-                <w:noProof/>
-                <w:webHidden/>
-              </w:rPr>
-              <w:fldChar w:fldCharType="begin"/>
-            </w:r>
-            <w:r>
-              <w:rPr>
-                <w:noProof/>
-                <w:webHidden/>
-              </w:rPr>
-              <w:instrText xml:space="preserve"> PAGEREF _Toc228839198 \h </w:instrText>
-            </w:r>
-            <w:r>
-              <w:rPr>
-                <w:noProof/>
-                <w:webHidden/>
-              </w:rPr>
-            </w:r>
-            <w:r>
-              <w:rPr>
-                <w:noProof/>
-                <w:webHidden/>
-              </w:rPr>
-              <w:fldChar w:fldCharType="separate"/>
-            </w:r>
-            <w:r>
-              <w:rPr>
-                <w:noProof/>
-                <w:webHidden/>
-              </w:rPr>
-              <w:t>7</w:t>
-            </w:r>
-            <w:r>
-              <w:rPr>
-                <w:noProof/>
-                <w:webHidden/>
-              </w:rPr>
-              <w:fldChar w:fldCharType="end"/>
-            </w:r>
-          </w:hyperlink>
-        </w:p>
-        <w:p>
-          <w:pPr>
-            <w:pStyle w:val="TOC1"/>
-            <w:tabs>
-              <w:tab w:val="right" w:leader="dot" w:pos="9350"/>
-            </w:tabs>
-            <w:rPr>
-              <w:rFonts w:asciiTheme="minorHAnsi" w:eastAsiaTheme="minorEastAsia" w:hAnsiTheme="minorHAnsi" w:cstheme="minorBidi"/>
-              <w:noProof/>
-              <w:kern w:val="2"/>
-              <w:szCs w:val="24"/>
-            </w:rPr>
-          </w:pPr>
-          <w:hyperlink w:anchor="_Toc228839199" w:history="1">
-            <w:r>
-              <w:rPr>
-                <w:rStyle w:val="Hyperlink"/>
-                <w:noProof/>
-              </w:rPr>
-              <w:t>6.</w:t>
-            </w:r>
-            <w:r>
-              <w:rPr>
-                <w:rFonts w:asciiTheme="minorHAnsi" w:eastAsiaTheme="minorEastAsia" w:hAnsiTheme="minorHAnsi" w:cstheme="minorBidi"/>
-                <w:noProof/>
-                <w:kern w:val="2"/>
-                <w:szCs w:val="24"/>
-              </w:rPr>
-              <w:tab/>
-            </w:r>
-            <w:r>
-              <w:rPr>
-                <w:rStyle w:val="Hyperlink"/>
-                <w:noProof/>
-              </w:rPr>
-              <w:t>Algorithms Comparative Analysis</w:t>
-            </w:r>
-            <w:r>
-              <w:rPr>
-                <w:noProof/>
-                <w:webHidden/>
-              </w:rPr>
-              <w:tab/>
-            </w:r>
-            <w:r>
-              <w:rPr>
-                <w:noProof/>
-                <w:webHidden/>
-              </w:rPr>
-              <w:fldChar w:fldCharType="begin"/>
-            </w:r>
-            <w:r>
-              <w:rPr>
-                <w:noProof/>
-                <w:webHidden/>
-              </w:rPr>
-              <w:instrText xml:space="preserve"> PAGEREF _Toc228839199 \h </w:instrText>
-            </w:r>
-            <w:r>
-              <w:rPr>
-                <w:noProof/>
-                <w:webHidden/>
-              </w:rPr>
-            </w:r>
-            <w:r>
-              <w:rPr>
-                <w:noProof/>
-                <w:webHidden/>
-              </w:rPr>
-              <w:fldChar w:fldCharType="separate"/>
-            </w:r>
-            <w:r>
-              <w:rPr>
-                <w:noProof/>
-                <w:webHidden/>
-              </w:rPr>
-              <w:t>7</w:t>
-            </w:r>
-            <w:r>
-              <w:rPr>
-                <w:noProof/>
-                <w:webHidden/>
-              </w:rPr>
-              <w:fldChar w:fldCharType="end"/>
-            </w:r>
-          </w:hyperlink>
-        </w:p>
-        <w:p>
-          <w:pPr>
-            <w:pStyle w:val="TOC1"/>
-            <w:tabs>
-              <w:tab w:val="right" w:leader="dot" w:pos="9350"/>
-            </w:tabs>
-            <w:rPr>
-              <w:rFonts w:asciiTheme="minorHAnsi" w:eastAsiaTheme="minorEastAsia" w:hAnsiTheme="minorHAnsi" w:cstheme="minorBidi"/>
-              <w:noProof/>
-              <w:kern w:val="2"/>
-              <w:szCs w:val="24"/>
-            </w:rPr>
-          </w:pPr>
-          <w:hyperlink w:anchor="_Toc228839200" w:history="1">
-            <w:r>
-              <w:rPr>
-                <w:rStyle w:val="Hyperlink"/>
-                <w:noProof/>
-              </w:rPr>
-              <w:t>7.</w:t>
-            </w:r>
-            <w:r>
-              <w:rPr>
-                <w:rFonts w:asciiTheme="minorHAnsi" w:eastAsiaTheme="minorEastAsia" w:hAnsiTheme="minorHAnsi" w:cstheme="minorBidi"/>
-                <w:noProof/>
-                <w:kern w:val="2"/>
-                <w:szCs w:val="24"/>
-              </w:rPr>
-              <w:tab/>
-            </w:r>
-            <w:r>
-              <w:rPr>
-                <w:rStyle w:val="Hyperlink"/>
-                <w:noProof/>
-              </w:rPr>
-              <w:t>Sample Outputs and Explanation</w:t>
-            </w:r>
-            <w:r>
-              <w:rPr>
-                <w:noProof/>
-                <w:webHidden/>
-              </w:rPr>
-              <w:tab/>
-            </w:r>
-            <w:r>
-              <w:rPr>
-                <w:noProof/>
-                <w:webHidden/>
-              </w:rPr>
-              <w:fldChar w:fldCharType="begin"/>
-            </w:r>
-            <w:r>
-              <w:rPr>
-                <w:noProof/>
-                <w:webHidden/>
-              </w:rPr>
-              <w:instrText xml:space="preserve"> PAGEREF _Toc228839200 \h </w:instrText>
-            </w:r>
-            <w:r>
-              <w:rPr>
-                <w:noProof/>
-                <w:webHidden/>
-              </w:rPr>
-            </w:r>
-            <w:r>
-              <w:rPr>
-                <w:noProof/>
-                <w:webHidden/>
-              </w:rPr>
-              <w:fldChar w:fldCharType="separate"/>
-            </w:r>
-            <w:r>
-              <w:rPr>
-                <w:noProof/>
-                <w:webHidden/>
-              </w:rPr>
-              <w:t>9</w:t>
-            </w:r>
-            <w:r>
-              <w:rPr>
-                <w:noProof/>
-                <w:webHidden/>
-              </w:rPr>
-              <w:fldChar w:fldCharType="end"/>
-            </w:r>
-          </w:hyperlink>
-        </w:p>
-        <w:p>
-          <w:pPr>
-            <w:pStyle w:val="TOC1"/>
-            <w:tabs>
-              <w:tab w:val="right" w:leader="dot" w:pos="9350"/>
-            </w:tabs>
-            <w:rPr>
-              <w:rFonts w:asciiTheme="minorHAnsi" w:eastAsiaTheme="minorEastAsia" w:hAnsiTheme="minorHAnsi" w:cstheme="minorBidi"/>
-              <w:noProof/>
-              <w:kern w:val="2"/>
-              <w:szCs w:val="24"/>
-            </w:rPr>
-          </w:pPr>
-          <w:hyperlink w:anchor="_Toc228839201" w:history="1">
-            <w:r>
-              <w:rPr>
-                <w:rStyle w:val="Hyperlink"/>
-                <w:noProof/>
-              </w:rPr>
-              <w:t>8.</w:t>
-            </w:r>
-            <w:r>
-              <w:rPr>
-                <w:rFonts w:asciiTheme="minorHAnsi" w:eastAsiaTheme="minorEastAsia" w:hAnsiTheme="minorHAnsi" w:cstheme="minorBidi"/>
-                <w:noProof/>
-                <w:kern w:val="2"/>
-                <w:szCs w:val="24"/>
-              </w:rPr>
-              <w:tab/>
-            </w:r>
-            <w:r>
-              <w:rPr>
-                <w:rStyle w:val="Hyperlink"/>
-                <w:noProof/>
-              </w:rPr>
-              <w:t>Approach Downsides</w:t>
-            </w:r>
-            <w:r>
-              <w:rPr>
-                <w:noProof/>
-                <w:webHidden/>
-              </w:rPr>
-              <w:tab/>
-            </w:r>
-            <w:r>
-              <w:rPr>
-                <w:noProof/>
-                <w:webHidden/>
-              </w:rPr>
-              <w:fldChar w:fldCharType="begin"/>
-            </w:r>
-            <w:r>
-              <w:rPr>
-                <w:noProof/>
-                <w:webHidden/>
-              </w:rPr>
-              <w:instrText xml:space="preserve"> PAGEREF _Toc228839201 \h </w:instrText>
-            </w:r>
-            <w:r>
-              <w:rPr>
-                <w:noProof/>
-                <w:webHidden/>
-              </w:rPr>
-            </w:r>
-            <w:r>
-              <w:rPr>
-                <w:noProof/>
-                <w:webHidden/>
-              </w:rPr>
-              <w:fldChar w:fldCharType="separate"/>
-            </w:r>
-            <w:r>
-              <w:rPr>
-                <w:noProof/>
-                <w:webHidden/>
-              </w:rPr>
-              <w:t>10</w:t>
-            </w:r>
-            <w:r>
-              <w:rPr>
-                <w:noProof/>
-                <w:webHidden/>
-              </w:rPr>
-              <w:fldChar w:fldCharType="end"/>
-            </w:r>
-          </w:hyperlink>
-        </w:p>
-        <w:p>
-          <w:pPr>
-            <w:pStyle w:val="TOC1"/>
-            <w:tabs>
-              <w:tab w:val="right" w:leader="dot" w:pos="9350"/>
-            </w:tabs>
-            <w:rPr>
-              <w:rFonts w:asciiTheme="minorHAnsi" w:eastAsiaTheme="minorEastAsia" w:hAnsiTheme="minorHAnsi" w:cstheme="minorBidi"/>
-              <w:noProof/>
-              <w:kern w:val="2"/>
-              <w:szCs w:val="24"/>
-            </w:rPr>
-          </w:pPr>
-          <w:hyperlink w:anchor="_Toc228839202" w:history="1">
-            <w:r>
-              <w:rPr>
-                <w:rStyle w:val="Hyperlink"/>
-                <w:noProof/>
-              </w:rPr>
-              <w:t>9.</w:t>
-            </w:r>
-            <w:r>
-              <w:rPr>
-                <w:rFonts w:asciiTheme="minorHAnsi" w:eastAsiaTheme="minorEastAsia" w:hAnsiTheme="minorHAnsi" w:cstheme="minorBidi"/>
-                <w:noProof/>
-                <w:kern w:val="2"/>
-                <w:szCs w:val="24"/>
-              </w:rPr>
-              <w:tab/>
-            </w:r>
-            <w:r>
-              <w:rPr>
-                <w:rStyle w:val="Hyperlink"/>
-                <w:noProof/>
-              </w:rPr>
-              <w:t>Improvements</w:t>
-            </w:r>
-            <w:r>
-              <w:rPr>
-                <w:noProof/>
-                <w:webHidden/>
-              </w:rPr>
-              <w:tab/>
-            </w:r>
-            <w:r>
-              <w:rPr>
-                <w:noProof/>
-                <w:webHidden/>
-              </w:rPr>
-              <w:fldChar w:fldCharType="begin"/>
-            </w:r>
-            <w:r>
-              <w:rPr>
-                <w:noProof/>
-                <w:webHidden/>
-              </w:rPr>
-              <w:instrText xml:space="preserve"> PAGEREF _Toc228839202 \h </w:instrText>
-            </w:r>
-            <w:r>
-              <w:rPr>
-                <w:noProof/>
-                <w:webHidden/>
-              </w:rPr>
-            </w:r>
-            <w:r>
-              <w:rPr>
-                <w:noProof/>
-                <w:webHidden/>
-              </w:rPr>
-              <w:fldChar w:fldCharType="separate"/>
-            </w:r>
-            <w:r>
-              <w:rPr>
-                <w:noProof/>
-                <w:webHidden/>
-              </w:rPr>
-              <w:t>11</w:t>
-            </w:r>
-            <w:r>
-              <w:rPr>
-                <w:noProof/>
-                <w:webHidden/>
-              </w:rPr>
-              <w:fldChar w:fldCharType="end"/>
-            </w:r>
-          </w:hyperlink>
-        </w:p>
-        <w:p>
-          <w:pPr>
-            <w:pStyle w:val="TOC1"/>
-            <w:tabs>
-              <w:tab w:val="right" w:leader="dot" w:pos="9350"/>
-            </w:tabs>
-            <w:rPr>
-              <w:rFonts w:asciiTheme="minorHAnsi" w:eastAsiaTheme="minorEastAsia" w:hAnsiTheme="minorHAnsi" w:cstheme="minorBidi"/>
-              <w:noProof/>
-              <w:kern w:val="2"/>
-              <w:szCs w:val="24"/>
-            </w:rPr>
-          </w:pPr>
-          <w:hyperlink w:anchor="_Toc228839203" w:history="1">
-            <w:r>
-              <w:rPr>
-                <w:rStyle w:val="Hyperlink"/>
-                <w:noProof/>
-              </w:rPr>
-              <w:t>10.</w:t>
-            </w:r>
-            <w:r>
-              <w:rPr>
-                <w:rFonts w:asciiTheme="minorHAnsi" w:eastAsiaTheme="minorEastAsia" w:hAnsiTheme="minorHAnsi" w:cstheme="minorBidi"/>
-                <w:noProof/>
-                <w:kern w:val="2"/>
-                <w:szCs w:val="24"/>
-              </w:rPr>
-              <w:tab/>
-            </w:r>
-            <w:r>
-              <w:rPr>
-                <w:rStyle w:val="Hyperlink"/>
-                <w:noProof/>
-              </w:rPr>
-              <w:t>Conclusion</w:t>
-            </w:r>
-            <w:r>
-              <w:rPr>
-                <w:noProof/>
-                <w:webHidden/>
-              </w:rPr>
-              <w:tab/>
-            </w:r>
-            <w:r>
-              <w:rPr>
-                <w:noProof/>
-                <w:webHidden/>
-              </w:rPr>
-              <w:fldChar w:fldCharType="begin"/>
-            </w:r>
-            <w:r>
-              <w:rPr>
-                <w:noProof/>
-                <w:webHidden/>
-              </w:rPr>
-              <w:instrText xml:space="preserve"> PAGEREF _Toc228839203 \h </w:instrText>
-            </w:r>
-            <w:r>
-              <w:rPr>
-                <w:noProof/>
-                <w:webHidden/>
-              </w:rPr>
-            </w:r>
-            <w:r>
-              <w:rPr>
-                <w:noProof/>
-                <w:webHidden/>
-              </w:rPr>
-              <w:fldChar w:fldCharType="separate"/>
-            </w:r>
-            <w:r>
-              <w:rPr>
-                <w:noProof/>
-                <w:webHidden/>
-              </w:rPr>
-              <w:t>11</w:t>
-            </w:r>
-            <w:r>
-              <w:rPr>
-                <w:noProof/>
-                <w:webHidden/>
-              </w:rPr>
-              <w:fldChar w:fldCharType="end"/>
-            </w:r>
-          </w:hyperlink>
-        </w:p>
-        <w:p>
-          <w:r>
-            <w:rPr>
-              <w:b/>
-              <w:bCs/>
-              <w:noProof/>
-            </w:rPr>
-            <w:fldChar w:fldCharType="end"/>
-          </w:r>
-        </w:p>
-      </w:sdtContent>
-    </w:sdt>
-    <w:p>
-      <w:pPr>
-        <w:pStyle w:val="TableofFigures"/>
-        <w:tabs>
-          <w:tab w:val="right" w:leader="dot" w:pos="9350"/>
-        </w:tabs>
-        <w:rPr>
-          <w:rFonts w:asciiTheme="minorHAnsi" w:eastAsiaTheme="minorEastAsia" w:hAnsiTheme="minorHAnsi" w:cstheme="minorBidi"/>
-          <w:noProof/>
-          <w:kern w:val="2"/>
-          <w:szCs w:val="24"/>
-        </w:rPr>
-      </w:pPr>
-      <w:r>
-        <w:fldChar w:fldCharType="begin"/>
-      </w:r>
-      <w:r>
-        <w:instrText xml:space="preserve"> TOC \h \z \c "Figure" </w:instrText>
-      </w:r>
-      <w:r>
-        <w:fldChar w:fldCharType="separate"/>
-      </w:r>
-      <w:hyperlink w:anchor="_Toc228839302" w:history="1">
-        <w:r>
-          <w:rPr>
-            <w:rStyle w:val="Hyperlink"/>
-            <w:noProof/>
-          </w:rPr>
-          <w:t>Figure 1 Driver code</w:t>
-        </w:r>
-        <w:r>
-          <w:rPr>
-            <w:noProof/>
-            <w:webHidden/>
-          </w:rPr>
-          <w:tab/>
-        </w:r>
-        <w:r>
-          <w:rPr>
-            <w:noProof/>
-            <w:webHidden/>
-          </w:rPr>
-          <w:fldChar w:fldCharType="begin"/>
-        </w:r>
-        <w:r>
-          <w:rPr>
-            <w:noProof/>
-            <w:webHidden/>
-          </w:rPr>
-          <w:instrText xml:space="preserve"> PAGEREF _Toc228839302 \h </w:instrText>
-        </w:r>
-        <w:r>
-          <w:rPr>
-            <w:noProof/>
-            <w:webHidden/>
-          </w:rPr>
-        </w:r>
-        <w:r>
-          <w:rPr>
-            <w:noProof/>
-            <w:webHidden/>
-          </w:rPr>
-          <w:fldChar w:fldCharType="separate"/>
-        </w:r>
-        <w:r>
-          <w:rPr>
-            <w:noProof/>
-            <w:webHidden/>
-          </w:rPr>
-          <w:t>4</w:t>
-        </w:r>
-        <w:r>
-          <w:rPr>
-            <w:noProof/>
-            <w:webHidden/>
-          </w:rPr>
-          <w:fldChar w:fldCharType="end"/>
-        </w:r>
-      </w:hyperlink>
-    </w:p>
-    <w:p>
-      <w:pPr>
-        <w:pStyle w:val="TableofFigures"/>
-        <w:tabs>
-          <w:tab w:val="right" w:leader="dot" w:pos="9350"/>
-        </w:tabs>
-        <w:rPr>
-          <w:rFonts w:asciiTheme="minorHAnsi" w:eastAsiaTheme="minorEastAsia" w:hAnsiTheme="minorHAnsi" w:cstheme="minorBidi"/>
-          <w:noProof/>
-          <w:kern w:val="2"/>
-          <w:szCs w:val="24"/>
-        </w:rPr>
-      </w:pPr>
-      <w:hyperlink w:anchor="_Toc228839303" w:history="1">
-        <w:r>
-          <w:rPr>
-            <w:rStyle w:val="Hyperlink"/>
-            <w:noProof/>
-          </w:rPr>
-          <w:t>Figure 2 Backtracking function solve</w:t>
-        </w:r>
-        <w:r>
-          <w:rPr>
-            <w:noProof/>
-            <w:webHidden/>
-          </w:rPr>
-          <w:tab/>
-        </w:r>
-        <w:r>
-          <w:rPr>
-            <w:noProof/>
-            <w:webHidden/>
-          </w:rPr>
-          <w:fldChar w:fldCharType="begin"/>
-        </w:r>
-        <w:r>
-          <w:rPr>
-            <w:noProof/>
-            <w:webHidden/>
-          </w:rPr>
-          <w:instrText xml:space="preserve"> PAGEREF _Toc228839303 \h </w:instrText>
-        </w:r>
-        <w:r>
-          <w:rPr>
-            <w:noProof/>
-            <w:webHidden/>
-          </w:rPr>
-        </w:r>
-        <w:r>
-          <w:rPr>
-            <w:noProof/>
-            <w:webHidden/>
-          </w:rPr>
-          <w:fldChar w:fldCharType="separate"/>
-        </w:r>
-        <w:r>
-          <w:rPr>
-            <w:noProof/>
-            <w:webHidden/>
-          </w:rPr>
-          <w:t>5</w:t>
-        </w:r>
-        <w:r>
-          <w:rPr>
-            <w:noProof/>
-            <w:webHidden/>
-          </w:rPr>
-          <w:fldChar w:fldCharType="end"/>
-        </w:r>
-      </w:hyperlink>
-    </w:p>
-    <w:p>
-      <w:pPr>
-        <w:pStyle w:val="TableofFigures"/>
-        <w:tabs>
-          <w:tab w:val="right" w:leader="dot" w:pos="9350"/>
-        </w:tabs>
-        <w:rPr>
-          <w:rFonts w:asciiTheme="minorHAnsi" w:eastAsiaTheme="minorEastAsia" w:hAnsiTheme="minorHAnsi" w:cstheme="minorBidi"/>
-          <w:noProof/>
-          <w:kern w:val="2"/>
-          <w:szCs w:val="24"/>
-        </w:rPr>
-      </w:pPr>
-      <w:hyperlink w:anchor="_Toc228839304" w:history="1">
-        <w:r>
-          <w:rPr>
-            <w:rStyle w:val="Hyperlink"/>
-            <w:noProof/>
-          </w:rPr>
-          <w:t>Figure 3 Test cases</w:t>
-        </w:r>
-        <w:r>
-          <w:rPr>
-            <w:noProof/>
-            <w:webHidden/>
-          </w:rPr>
-          <w:tab/>
-        </w:r>
-        <w:r>
-          <w:rPr>
-            <w:noProof/>
-            <w:webHidden/>
-          </w:rPr>
-          <w:fldChar w:fldCharType="begin"/>
-        </w:r>
-        <w:r>
-          <w:rPr>
-            <w:noProof/>
-            <w:webHidden/>
-          </w:rPr>
-          <w:instrText xml:space="preserve"> PAGEREF _Toc228839304 \h </w:instrText>
-        </w:r>
-        <w:r>
-          <w:rPr>
-            <w:noProof/>
-            <w:webHidden/>
-          </w:rPr>
-        </w:r>
-        <w:r>
-          <w:rPr>
-            <w:noProof/>
-            <w:webHidden/>
-          </w:rPr>
-          <w:fldChar w:fldCharType="separate"/>
-        </w:r>
-        <w:r>
-          <w:rPr>
-            <w:noProof/>
-            <w:webHidden/>
-          </w:rPr>
-          <w:t>9</w:t>
-        </w:r>
-        <w:r>
-          <w:rPr>
-            <w:noProof/>
-            <w:webHidden/>
-          </w:rPr>
-          <w:fldChar w:fldCharType="end"/>
-        </w:r>
-      </w:hyperlink>
-    </w:p>
-    <w:p>
-      <w:pPr>
-        <w:pStyle w:val="TableofFigures"/>
-        <w:tabs>
-          <w:tab w:val="right" w:leader="dot" w:pos="9350"/>
-        </w:tabs>
-        <w:rPr>
-          <w:rFonts w:asciiTheme="minorHAnsi" w:eastAsiaTheme="minorEastAsia" w:hAnsiTheme="minorHAnsi" w:cstheme="minorBidi"/>
-          <w:noProof/>
-          <w:kern w:val="2"/>
-          <w:szCs w:val="24"/>
-        </w:rPr>
-      </w:pPr>
-      <w:hyperlink w:anchor="_Toc228839305" w:history="1">
-        <w:r>
-          <w:rPr>
-            <w:rStyle w:val="Hyperlink"/>
-            <w:noProof/>
-          </w:rPr>
-          <w:t>Figure 4 Console outputs</w:t>
-        </w:r>
-        <w:r>
-          <w:rPr>
-            <w:noProof/>
-            <w:webHidden/>
-          </w:rPr>
-          <w:tab/>
-        </w:r>
-        <w:r>
-          <w:rPr>
-            <w:noProof/>
-            <w:webHidden/>
-          </w:rPr>
-          <w:fldChar w:fldCharType="begin"/>
-        </w:r>
-        <w:r>
-          <w:rPr>
-            <w:noProof/>
-            <w:webHidden/>
-          </w:rPr>
-          <w:instrText xml:space="preserve"> PAGEREF _Toc228839305 \h </w:instrText>
-        </w:r>
-        <w:r>
-          <w:rPr>
-            <w:noProof/>
-            <w:webHidden/>
-          </w:rPr>
-        </w:r>
-        <w:r>
-          <w:rPr>
-            <w:noProof/>
-            <w:webHidden/>
-          </w:rPr>
-          <w:fldChar w:fldCharType="separate"/>
-        </w:r>
-        <w:r>
-          <w:rPr>
-            <w:noProof/>
-            <w:webHidden/>
-          </w:rPr>
-          <w:t>9</w:t>
-        </w:r>
-        <w:r>
-          <w:rPr>
-            <w:noProof/>
-            <w:webHidden/>
-          </w:rPr>
-          <w:fldChar w:fldCharType="end"/>
-        </w:r>
-      </w:hyperlink>
-    </w:p>
-    <w:p>
-      <w:r>
-        <w:fldChar w:fldCharType="end"/>
-      </w:r>
-    </w:p>
-    <w:p>
-      <w:pPr>
-        <w:pStyle w:val="TableofFigures"/>
-        <w:tabs>
-          <w:tab w:val="right" w:leader="dot" w:pos="9350"/>
-        </w:tabs>
-        <w:rPr>
-          <w:rFonts w:asciiTheme="minorHAnsi" w:eastAsiaTheme="minorEastAsia" w:hAnsiTheme="minorHAnsi" w:cstheme="minorBidi"/>
-          <w:noProof/>
-          <w:kern w:val="2"/>
-          <w:szCs w:val="24"/>
-        </w:rPr>
-      </w:pPr>
-      <w:r>
-        <w:fldChar w:fldCharType="begin"/>
-      </w:r>
-      <w:r>
-        <w:instrText xml:space="preserve"> TOC \h \z \c "Table" </w:instrText>
-      </w:r>
-      <w:r>
-        <w:fldChar w:fldCharType="separate"/>
-      </w:r>
-      <w:hyperlink w:anchor="_Toc228839329" w:history="1">
-        <w:r>
-          <w:rPr>
-            <w:rStyle w:val="Hyperlink"/>
-            <w:noProof/>
-          </w:rPr>
-          <w:t>Table 1 Algorithmic Comparison.</w:t>
-        </w:r>
-        <w:r>
-          <w:rPr>
-            <w:noProof/>
-            <w:webHidden/>
-          </w:rPr>
-          <w:tab/>
-        </w:r>
-        <w:r>
-          <w:rPr>
-            <w:noProof/>
-            <w:webHidden/>
-          </w:rPr>
-          <w:fldChar w:fldCharType="begin"/>
-        </w:r>
-        <w:r>
-          <w:rPr>
-            <w:noProof/>
-            <w:webHidden/>
-          </w:rPr>
-          <w:instrText xml:space="preserve"> PAGEREF _Toc228839329 \h </w:instrText>
-        </w:r>
-        <w:r>
-          <w:rPr>
-            <w:noProof/>
-            <w:webHidden/>
-          </w:rPr>
-        </w:r>
-        <w:r>
-          <w:rPr>
-            <w:noProof/>
-            <w:webHidden/>
-          </w:rPr>
-          <w:fldChar w:fldCharType="separate"/>
-        </w:r>
-        <w:r>
-          <w:rPr>
-            <w:noProof/>
-            <w:webHidden/>
-          </w:rPr>
-          <w:t>8</w:t>
-        </w:r>
-        <w:r>
-          <w:rPr>
-            <w:noProof/>
-            <w:webHidden/>
-          </w:rPr>
-          <w:fldChar w:fldCharType="end"/>
-        </w:r>
-      </w:hyperlink>
-    </w:p>
-    <w:p>
-      <w:r>
-        <w:fldChar w:fldCharType="end"/>
-      </w:r>
-    </w:p>
-    <w:p/>
-    <w:p/>
-    <w:p/>
-    <w:p/>
-    <w:p/>
-    <w:p/>
-    <w:p>
-      <w:pPr>
-        <w:rPr>
-          <w:rFonts w:eastAsiaTheme="majorEastAsia" w:cstheme="majorBidi"/>
-          <w:spacing w:val="-10"/>
-          <w:kern w:val="28"/>
-          <w:sz w:val="56"/>
-          <w:szCs w:val="56"/>
-        </w:rPr>
-      </w:pPr>
-    </w:p>
-    <w:p>
-      <w:pPr>
-        <w:tabs>
-          <w:tab w:val="left" w:pos="3686"/>
-        </w:tabs>
-      </w:pPr>
-      <w:r>
-        <w:tab/>
-      </w:r>
-      <w:r>
-        <w:tab/>
-      </w:r>
-    </w:p>
     <w:p>
       <w:pPr>
         <w:pStyle w:val="Heading1"/>
@@ -1433,15 +99,7 @@
         <w:t>’</w:t>
       </w:r>
       <w:r>
-        <w:t xml:space="preserve"> in an arbitrary order. The goal is to remove all coins using a sequence of moves. A </w:t>
-      </w:r>
-      <w:proofErr w:type="gramStart"/>
-      <w:r>
-        <w:t>move</w:t>
-      </w:r>
-      <w:proofErr w:type="gramEnd"/>
-      <w:r>
-        <w:t xml:space="preserve"> consists of:</w:t>
+        <w:t> in an arbitrary order. The goal is to remove all coins using a sequence of moves. A move consists of:</w:t>
       </w:r>
     </w:p>
     <w:p>
@@ -1840,18 +498,10 @@
       </w:r>
       <w:proofErr w:type="spellEnd"/>
       <w:r>
-        <w:t xml:space="preserve"> == 0, all coins have been </w:t>
-      </w:r>
-      <w:proofErr w:type="gramStart"/>
-      <w:r>
-        <w:t xml:space="preserve">removed </w:t>
-      </w:r>
-      <w:r>
-        <w:t>,</w:t>
-      </w:r>
-      <w:proofErr w:type="gramEnd"/>
-      <w:r>
-        <w:t xml:space="preserve"> </w:t>
+        <w:t xml:space="preserve"> == 0, all coins have been removed </w:t>
+      </w:r>
+      <w:r>
+        <w:t xml:space="preserve">, </w:t>
       </w:r>
       <w:r>
         <w:t xml:space="preserve"> success.</w:t>
@@ -1889,36 +539,15 @@
         </w:numPr>
       </w:pPr>
       <w:r>
-        <w:t xml:space="preserve">Check if </w:t>
-      </w:r>
-      <w:proofErr w:type="gramStart"/>
-      <w:r>
-        <w:t>coin </w:t>
+        <w:t>Check if coin </w:t>
       </w:r>
       <w:proofErr w:type="spellStart"/>
       <w:r>
         <w:t>i</w:t>
       </w:r>
       <w:proofErr w:type="spellEnd"/>
-      <w:proofErr w:type="gramEnd"/>
-      <w:r>
-        <w:t> </w:t>
-      </w:r>
-      <w:proofErr w:type="gramStart"/>
-      <w:r>
-        <w:t>is</w:t>
-      </w:r>
-      <w:proofErr w:type="gramEnd"/>
-      <w:r>
-        <w:t xml:space="preserve"> still on the board </w:t>
-      </w:r>
-      <w:proofErr w:type="gramStart"/>
-      <w:r>
-        <w:t>(!removed</w:t>
-      </w:r>
-      <w:proofErr w:type="gramEnd"/>
-      <w:r>
-        <w:t>[</w:t>
+      <w:r>
+        <w:t> is still on the board (!removed[</w:t>
       </w:r>
       <w:proofErr w:type="spellStart"/>
       <w:r>
@@ -2080,15 +709,7 @@
       </w:r>
       <w:proofErr w:type="spellEnd"/>
       <w:r>
-        <w:t xml:space="preserve">] = false and </w:t>
-      </w:r>
-      <w:proofErr w:type="gramStart"/>
-      <w:r>
-        <w:t>remove</w:t>
-      </w:r>
-      <w:proofErr w:type="gramEnd"/>
-      <w:r>
-        <w:t xml:space="preserve"> the index from path.</w:t>
+        <w:t>] = false and remove the index from path.</w:t>
       </w:r>
     </w:p>
     <w:p>
@@ -2247,7 +868,7 @@
               </wp:anchor>
             </w:drawing>
           </mc:Choice>
-          <mc:Fallback>
+          <mc:Fallback xmlns:w16sdtfl="http://schemas.microsoft.com/office/word/2024/wordml/sdtformatlock">
             <w:pict>
               <v:shapetype w14:anchorId="6F28D15C" id="_x0000_t202" coordsize="21600,21600" o:spt="202" path="m,l,21600r21600,l21600,xe">
                 <v:stroke joinstyle="miter"/>
@@ -2503,8 +1124,8 @@
                                 <w:szCs w:val="22"/>
                               </w:rPr>
                             </w:pPr>
-                            <w:bookmarkStart w:id="10" w:name="_Toc228756978"/>
-                            <w:bookmarkStart w:id="11" w:name="_Toc228839303"/>
+                            <w:bookmarkStart w:id="8" w:name="_Toc228756978"/>
+                            <w:bookmarkStart w:id="9" w:name="_Toc228839303"/>
                             <w:r>
                               <w:t xml:space="preserve">Figure </w:t>
                             </w:r>
@@ -2522,8 +1143,8 @@
                             <w:r>
                               <w:t>Backtracking function solve</w:t>
                             </w:r>
-                            <w:bookmarkEnd w:id="10"/>
-                            <w:bookmarkEnd w:id="11"/>
+                            <w:bookmarkEnd w:id="8"/>
+                            <w:bookmarkEnd w:id="9"/>
                           </w:p>
                         </w:txbxContent>
                       </wps:txbx>
@@ -2539,7 +1160,7 @@
               </wp:anchor>
             </w:drawing>
           </mc:Choice>
-          <mc:Fallback>
+          <mc:Fallback xmlns:w16sdtfl="http://schemas.microsoft.com/office/word/2024/wordml/sdtformatlock">
             <w:pict>
               <v:shape w14:anchorId="6EF97B2E" id="_x0000_s1027" type="#_x0000_t202" style="position:absolute;margin-left:0;margin-top:15.25pt;width:467.8pt;height:.05pt;z-index:251667456;visibility:visible;mso-wrap-style:square;mso-wrap-distance-left:9pt;mso-wrap-distance-top:0;mso-wrap-distance-right:9pt;mso-wrap-distance-bottom:0;mso-position-horizontal:left;mso-position-horizontal-relative:margin;mso-position-vertical:absolute;mso-position-vertical-relative:text;v-text-anchor:top" o:gfxdata="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" stroked="f">
                 <v:textbox style="mso-fit-shape-to-text:t" inset="0,0,0,0">
@@ -2587,15 +1208,15 @@
       <w:pPr>
         <w:pStyle w:val="Heading1"/>
       </w:pPr>
-      <w:bookmarkStart w:id="14" w:name="_Toc228756865"/>
-      <w:bookmarkStart w:id="15" w:name="_Toc228756866"/>
-      <w:bookmarkStart w:id="16" w:name="_Toc228839197"/>
+      <w:bookmarkStart w:id="10" w:name="_Toc228756866"/>
+      <w:bookmarkStart w:id="11" w:name="_Toc228839197"/>
+      <w:bookmarkStart w:id="12" w:name="_Toc228756865"/>
       <w:r>
         <w:lastRenderedPageBreak/>
         <w:t>Correctness &amp; Case Coverage</w:t>
       </w:r>
-      <w:bookmarkEnd w:id="15"/>
-      <w:bookmarkEnd w:id="16"/>
+      <w:bookmarkEnd w:id="10"/>
+      <w:bookmarkEnd w:id="11"/>
     </w:p>
     <w:p>
       <w:pPr>
@@ -2634,15 +1255,7 @@
       </w:r>
       <w:proofErr w:type="spellEnd"/>
       <w:r>
-        <w:t xml:space="preserve">, the code </w:t>
-      </w:r>
-      <w:proofErr w:type="gramStart"/>
-      <w:r>
-        <w:t>verifies !removed</w:t>
-      </w:r>
-      <w:proofErr w:type="gramEnd"/>
-      <w:r>
-        <w:t>[</w:t>
+        <w:t>, the code verifies !removed[</w:t>
       </w:r>
       <w:proofErr w:type="spellStart"/>
       <w:r>
@@ -2981,13 +1594,13 @@
         <w:lastRenderedPageBreak/>
         <w:t> </w:t>
       </w:r>
-      <w:bookmarkStart w:id="17" w:name="_Toc228756867"/>
-      <w:bookmarkStart w:id="18" w:name="_Toc228839198"/>
+      <w:bookmarkStart w:id="13" w:name="_Toc228756867"/>
+      <w:bookmarkStart w:id="14" w:name="_Toc228839198"/>
       <w:r>
         <w:t>Complexity Analysis</w:t>
       </w:r>
-      <w:bookmarkEnd w:id="17"/>
-      <w:bookmarkEnd w:id="18"/>
+      <w:bookmarkEnd w:id="13"/>
+      <w:bookmarkEnd w:id="14"/>
     </w:p>
     <w:p>
       <w:pPr>
@@ -3055,15 +1668,7 @@
         </w:numPr>
       </w:pPr>
       <w:r>
-        <w:t xml:space="preserve">In the worst case, the state keeps </w:t>
-      </w:r>
-      <w:proofErr w:type="gramStart"/>
-      <w:r>
-        <w:t>a large number of</w:t>
-      </w:r>
-      <w:proofErr w:type="gramEnd"/>
-      <w:r>
-        <w:t xml:space="preserve"> heads</w:t>
+        <w:t>In the worst case, the state keeps a large number of heads</w:t>
       </w:r>
       <w:r>
         <w:noBreakHyphen/>
@@ -3147,15 +1752,15 @@
       <w:pPr>
         <w:pStyle w:val="Heading1"/>
       </w:pPr>
-      <w:bookmarkStart w:id="19" w:name="_Toc228839199"/>
-      <w:bookmarkEnd w:id="14"/>
+      <w:bookmarkStart w:id="15" w:name="_Toc228839199"/>
+      <w:bookmarkEnd w:id="12"/>
       <w:r>
         <w:t xml:space="preserve">Algorithms </w:t>
       </w:r>
       <w:r>
         <w:t>Comparative Analysis</w:t>
       </w:r>
-      <w:bookmarkEnd w:id="19"/>
+      <w:bookmarkEnd w:id="15"/>
       <w:r>
         <w:t xml:space="preserve"> </w:t>
       </w:r>
@@ -3219,15 +1824,7 @@
         <w:t>: </w:t>
       </w:r>
       <w:r>
-        <w:t xml:space="preserve">A greedy approach picks one H coin at each step according to a fixed rule say, always the leftmost, or the one whose removal creates the </w:t>
-      </w:r>
-      <w:proofErr w:type="gramStart"/>
-      <w:r>
-        <w:t>most new</w:t>
-      </w:r>
-      <w:proofErr w:type="gramEnd"/>
-      <w:r>
-        <w:t xml:space="preserve"> ‘H’ coins. This runs in O(n²) and is simple to implement</w:t>
+        <w:t>A greedy approach picks one H coin at each step according to a fixed rule say, always the leftmost, or the one whose removal creates the most new ‘H’ coins. This runs in O(n²) and is simple to implement</w:t>
       </w:r>
       <w:r>
         <w:t>.</w:t>
@@ -3245,29 +1842,13 @@
         <w:ind w:left="360" w:firstLine="0"/>
       </w:pPr>
       <w:r>
-        <w:t xml:space="preserve">The problem is that </w:t>
-      </w:r>
-      <w:proofErr w:type="gramStart"/>
-      <w:r>
-        <w:t>greedy</w:t>
-      </w:r>
-      <w:proofErr w:type="gramEnd"/>
-      <w:r>
-        <w:t xml:space="preserve"> is </w:t>
+        <w:t xml:space="preserve">The problem is that greedy is </w:t>
       </w:r>
       <w:r>
         <w:t>not correct</w:t>
       </w:r>
       <w:r>
-        <w:t xml:space="preserve"> in general. Any greedy ordering gets stuck because every path leads to a configuration with no ‘H’ coins but coins </w:t>
-      </w:r>
-      <w:proofErr w:type="gramStart"/>
-      <w:r>
-        <w:t>still remaining</w:t>
-      </w:r>
-      <w:proofErr w:type="gramEnd"/>
-      <w:r>
-        <w:t>. The greedy method cannot backtrack, so it cannot discover this. Only exhaustive search reveals that the configuration is impossible.</w:t>
+        <w:t xml:space="preserve"> in general. Any greedy ordering gets stuck because every path leads to a configuration with no ‘H’ coins but coins still remaining. The greedy method cannot backtrack, so it cannot discover this. Only exhaustive search reveals that the configuration is impossible.</w:t>
       </w:r>
     </w:p>
     <w:p>
@@ -3356,15 +1937,7 @@
         <w:t>I</w:t>
       </w:r>
       <w:r>
-        <w:t xml:space="preserve">t starts </w:t>
-      </w:r>
-      <w:proofErr w:type="gramStart"/>
-      <w:r>
-        <w:t>from</w:t>
-      </w:r>
-      <w:proofErr w:type="gramEnd"/>
-      <w:r>
-        <w:t xml:space="preserve"> some solution and refines it. This problem has no natural notion of a partial or approximate solution.</w:t>
+        <w:t>t starts from some solution and refines it. This problem has no natural notion of a partial or approximate solution.</w:t>
       </w:r>
     </w:p>
     <w:p>
@@ -3432,8 +2005,8 @@
         <w:pStyle w:val="Caption"/>
         <w:keepNext/>
       </w:pPr>
-      <w:bookmarkStart w:id="20" w:name="_Toc228756950"/>
-      <w:bookmarkStart w:id="21" w:name="_Toc228839329"/>
+      <w:bookmarkStart w:id="16" w:name="_Toc228756950"/>
+      <w:bookmarkStart w:id="17" w:name="_Toc228839329"/>
       <w:r>
         <w:t xml:space="preserve">Table </w:t>
       </w:r>
@@ -3454,8 +2027,8 @@
       <w:r>
         <w:t>.</w:t>
       </w:r>
-      <w:bookmarkEnd w:id="20"/>
-      <w:bookmarkEnd w:id="21"/>
+      <w:bookmarkEnd w:id="16"/>
+      <w:bookmarkEnd w:id="17"/>
     </w:p>
     <w:tbl>
       <w:tblPr>
@@ -3714,11 +2287,9 @@
             <w:r>
               <w:t xml:space="preserve"> </w:t>
             </w:r>
-            <w:proofErr w:type="gramStart"/>
             <w:r>
               <w:t>Conquer</w:t>
             </w:r>
-            <w:proofErr w:type="gramEnd"/>
           </w:p>
         </w:tc>
         <w:tc>
@@ -3908,14 +2479,14 @@
       <w:pPr>
         <w:pStyle w:val="Heading1"/>
       </w:pPr>
-      <w:bookmarkStart w:id="22" w:name="_Toc228756869"/>
-      <w:bookmarkStart w:id="23" w:name="_Toc228839200"/>
+      <w:bookmarkStart w:id="18" w:name="_Toc228756869"/>
+      <w:bookmarkStart w:id="19" w:name="_Toc228839200"/>
       <w:r>
         <w:lastRenderedPageBreak/>
         <w:t>Sample Outputs and Explanation</w:t>
       </w:r>
-      <w:bookmarkEnd w:id="22"/>
-      <w:bookmarkEnd w:id="23"/>
+      <w:bookmarkEnd w:id="18"/>
+      <w:bookmarkEnd w:id="19"/>
     </w:p>
     <w:p>
       <w:r>
@@ -3924,6 +2495,9 @@
     </w:p>
     <w:p>
       <w:r>
+        <w:rPr>
+          <w:noProof/>
+        </w:rPr>
         <w:drawing>
           <wp:anchor distT="0" distB="0" distL="114300" distR="114300" simplePos="0" relativeHeight="251677696" behindDoc="0" locked="0" layoutInCell="1" allowOverlap="1" wp14:anchorId="62B31E4A" wp14:editId="5B5AAA24">
             <wp:simplePos x="0" y="0"/>
@@ -4090,8 +2664,8 @@
                                 <w:szCs w:val="22"/>
                               </w:rPr>
                             </w:pPr>
-                            <w:bookmarkStart w:id="24" w:name="_Toc228756979"/>
-                            <w:bookmarkStart w:id="25" w:name="_Toc228839304"/>
+                            <w:bookmarkStart w:id="20" w:name="_Toc228756979"/>
+                            <w:bookmarkStart w:id="21" w:name="_Toc228839304"/>
                             <w:r>
                               <w:t xml:space="preserve">Figure </w:t>
                             </w:r>
@@ -4109,8 +2683,8 @@
                             <w:r>
                               <w:t>Test cases</w:t>
                             </w:r>
-                            <w:bookmarkEnd w:id="24"/>
-                            <w:bookmarkEnd w:id="25"/>
+                            <w:bookmarkEnd w:id="20"/>
+                            <w:bookmarkEnd w:id="21"/>
                           </w:p>
                         </w:txbxContent>
                       </wps:txbx>
@@ -4126,7 +2700,7 @@
               </wp:anchor>
             </w:drawing>
           </mc:Choice>
-          <mc:Fallback>
+          <mc:Fallback xmlns:w16sdtfl="http://schemas.microsoft.com/office/word/2024/wordml/sdtformatlock">
             <w:pict>
               <v:shape w14:anchorId="5CD19370" id="_x0000_s1028" type="#_x0000_t202" style="position:absolute;left:0;text-align:left;margin-left:0;margin-top:14.35pt;width:232.3pt;height:.05pt;z-index:251669504;visibility:visible;mso-wrap-style:square;mso-wrap-distance-left:9pt;mso-wrap-distance-top:0;mso-wrap-distance-right:9pt;mso-wrap-distance-bottom:0;mso-position-horizontal:center;mso-position-horizontal-relative:margin;mso-position-vertical:absolute;mso-position-vertical-relative:text;v-text-anchor:top" o:gfxdata="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" stroked="f">
                 <v:textbox style="mso-fit-shape-to-text:t" inset="0,0,0,0">
@@ -4199,6 +2773,9 @@
         <w:pStyle w:val="NoSpacing"/>
       </w:pPr>
       <w:r>
+        <w:rPr>
+          <w:noProof/>
+        </w:rPr>
         <w:drawing>
           <wp:anchor distT="0" distB="0" distL="114300" distR="114300" simplePos="0" relativeHeight="251679744" behindDoc="0" locked="0" layoutInCell="1" allowOverlap="1" wp14:anchorId="2A19B72A" wp14:editId="2C9CD749">
             <wp:simplePos x="0" y="0"/>
@@ -4355,8 +2932,8 @@
                                 <w:szCs w:val="48"/>
                               </w:rPr>
                             </w:pPr>
-                            <w:bookmarkStart w:id="28" w:name="_Toc228756980"/>
-                            <w:bookmarkStart w:id="29" w:name="_Toc228839305"/>
+                            <w:bookmarkStart w:id="22" w:name="_Toc228756980"/>
+                            <w:bookmarkStart w:id="23" w:name="_Toc228839305"/>
                             <w:r>
                               <w:t xml:space="preserve">Figure </w:t>
                             </w:r>
@@ -4377,8 +2954,8 @@
                             <w:r>
                               <w:t>s</w:t>
                             </w:r>
-                            <w:bookmarkEnd w:id="28"/>
-                            <w:bookmarkEnd w:id="29"/>
+                            <w:bookmarkEnd w:id="22"/>
+                            <w:bookmarkEnd w:id="23"/>
                           </w:p>
                         </w:txbxContent>
                       </wps:txbx>
@@ -4397,7 +2974,7 @@
               </wp:anchor>
             </w:drawing>
           </mc:Choice>
-          <mc:Fallback>
+          <mc:Fallback xmlns:w16sdtfl="http://schemas.microsoft.com/office/word/2024/wordml/sdtformatlock">
             <w:pict>
               <v:shape w14:anchorId="67290F6C" id="_x0000_s1029" type="#_x0000_t202" style="position:absolute;margin-left:0;margin-top:12.05pt;width:152.3pt;height:.05pt;z-index:251671552;visibility:visible;mso-wrap-style:square;mso-width-percent:0;mso-wrap-distance-left:9pt;mso-wrap-distance-top:0;mso-wrap-distance-right:9pt;mso-wrap-distance-bottom:0;mso-position-horizontal:center;mso-position-horizontal-relative:margin;mso-position-vertical:absolute;mso-position-vertical-relative:text;mso-width-percent:0;mso-width-relative:margin;v-text-anchor:top" o:gfxdata="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" stroked="f">
                 <v:textbox style="mso-fit-shape-to-text:t" inset="0,0,0,0">
@@ -5095,18 +3672,10 @@
         <w:t xml:space="preserve"> </w:t>
       </w:r>
       <w:r>
-        <w:t>state</w:t>
-      </w:r>
-      <w:proofErr w:type="gramStart"/>
-      <w:r>
-        <w:t xml:space="preserve">: </w:t>
-      </w:r>
-      <w:r>
-        <w:t>-</w:t>
-      </w:r>
-      <w:proofErr w:type="gramEnd"/>
-      <w:r>
-        <w:t xml:space="preserve"> </w:t>
+        <w:t xml:space="preserve">state: </w:t>
+      </w:r>
+      <w:r>
+        <w:t xml:space="preserve">- </w:t>
       </w:r>
       <w:r>
         <w:t>- -</w:t>
@@ -5158,16 +3727,16 @@
       <w:pPr>
         <w:pStyle w:val="Heading1"/>
       </w:pPr>
-      <w:bookmarkStart w:id="32" w:name="_Toc228756870"/>
-      <w:bookmarkStart w:id="33" w:name="_Toc228839201"/>
+      <w:bookmarkStart w:id="24" w:name="_Toc228756870"/>
+      <w:bookmarkStart w:id="25" w:name="_Toc228839201"/>
       <w:r>
         <w:t>A</w:t>
       </w:r>
       <w:r>
         <w:t>pproach Downsides</w:t>
       </w:r>
-      <w:bookmarkEnd w:id="32"/>
-      <w:bookmarkEnd w:id="33"/>
+      <w:bookmarkEnd w:id="24"/>
+      <w:bookmarkEnd w:id="25"/>
       <w:r>
         <w:t xml:space="preserve"> </w:t>
       </w:r>
@@ -5239,14 +3808,14 @@
       <w:pPr>
         <w:pStyle w:val="Heading1"/>
       </w:pPr>
-      <w:bookmarkStart w:id="34" w:name="_Toc228756871"/>
-      <w:bookmarkStart w:id="35" w:name="_Toc228839202"/>
+      <w:bookmarkStart w:id="26" w:name="_Toc228756871"/>
+      <w:bookmarkStart w:id="27" w:name="_Toc228839202"/>
       <w:r>
         <w:lastRenderedPageBreak/>
         <w:t>Improvements</w:t>
       </w:r>
-      <w:bookmarkEnd w:id="34"/>
-      <w:bookmarkEnd w:id="35"/>
+      <w:bookmarkEnd w:id="26"/>
+      <w:bookmarkEnd w:id="27"/>
     </w:p>
     <w:p>
       <w:pPr>
@@ -5254,106 +3823,90 @@
         <w:ind w:left="360" w:firstLine="0"/>
       </w:pPr>
       <w:r>
-        <w:t xml:space="preserve">A Dynamic Programming approach could reduce the redundant work by </w:t>
-      </w:r>
-      <w:proofErr w:type="gramStart"/>
-      <w:r>
-        <w:t>caching</w:t>
-      </w:r>
-      <w:proofErr w:type="gramEnd"/>
+        <w:t xml:space="preserve">A Dynamic Programming approach could reduce the redundant work by caching </w:t>
+      </w:r>
+      <w:r>
+        <w:t>the</w:t>
+      </w:r>
+      <w:r>
+        <w:t xml:space="preserve"> states</w:t>
+      </w:r>
       <w:r>
         <w:t xml:space="preserve"> </w:t>
       </w:r>
       <w:r>
-        <w:t>the</w:t>
-      </w:r>
-      <w:r>
-        <w:t xml:space="preserve"> states</w:t>
+        <w:t xml:space="preserve">that have already been explored. Since the full state of the </w:t>
+      </w:r>
+      <w:r>
+        <w:t>coins</w:t>
+      </w:r>
+      <w:r>
+        <w:t xml:space="preserve"> at any point is just which</w:t>
       </w:r>
       <w:r>
         <w:t xml:space="preserve"> </w:t>
       </w:r>
       <w:r>
-        <w:t xml:space="preserve">that have already been explored. Since the full state of the </w:t>
-      </w:r>
-      <w:r>
-        <w:t>coins</w:t>
-      </w:r>
-      <w:r>
-        <w:t xml:space="preserve"> at any point is just which</w:t>
+        <w:t>coins are still present and what face each one shows, it can be represented compactly and</w:t>
       </w:r>
       <w:r>
         <w:t xml:space="preserve"> </w:t>
       </w:r>
       <w:r>
-        <w:t>coins are still present and what face each one shows, it can be represented compactly and</w:t>
+        <w:t>stored. If the algorithm reaches a state, it has seen before and already determined to be</w:t>
       </w:r>
       <w:r>
         <w:t xml:space="preserve"> </w:t>
       </w:r>
       <w:r>
-        <w:t>stored. If the algorithm reaches a state, it has seen before and already determined to be</w:t>
+        <w:t>unsolvable, it can skip it immediately instead of re-exploring it. This would not change the</w:t>
       </w:r>
       <w:r>
         <w:t xml:space="preserve"> </w:t>
       </w:r>
       <w:r>
-        <w:t>unsolvable, it can skip it immediately instead of re-exploring it. This would not change the</w:t>
+        <w:t>worst case in theory but in practice would cut out a significant amount of repeated work,</w:t>
       </w:r>
       <w:r>
         <w:t xml:space="preserve"> </w:t>
       </w:r>
       <w:r>
-        <w:t>worst case in theory but in practice would cut out a significant amount of repeated work,</w:t>
-      </w:r>
+        <w:t>especially on larger inputs where the number of possible orderings explodes quickly.</w:t>
+      </w:r>
+    </w:p>
+    <w:p>
+      <w:pPr>
+        <w:pStyle w:val="NoSpacing"/>
+        <w:ind w:left="360" w:firstLine="0"/>
+      </w:pPr>
+    </w:p>
+    <w:p>
+      <w:pPr>
+        <w:pStyle w:val="Heading1"/>
+      </w:pPr>
+      <w:bookmarkStart w:id="28" w:name="_Toc228756872"/>
+      <w:bookmarkStart w:id="29" w:name="_Toc228839203"/>
+      <w:r>
+        <w:t>Conclusion</w:t>
+      </w:r>
+      <w:bookmarkEnd w:id="28"/>
+      <w:bookmarkEnd w:id="29"/>
       <w:r>
         <w:t xml:space="preserve"> </w:t>
       </w:r>
-      <w:r>
-        <w:t>especially on larger inputs where the number of possible orderings explodes quickly.</w:t>
-      </w:r>
-    </w:p>
-    <w:p>
-      <w:pPr>
-        <w:pStyle w:val="NoSpacing"/>
+    </w:p>
+    <w:p>
+      <w:pPr>
         <w:ind w:left="360" w:firstLine="0"/>
       </w:pPr>
-    </w:p>
-    <w:p>
-      <w:pPr>
-        <w:pStyle w:val="Heading1"/>
-      </w:pPr>
-      <w:bookmarkStart w:id="36" w:name="_Toc228756872"/>
-      <w:bookmarkStart w:id="37" w:name="_Toc228839203"/>
-      <w:r>
-        <w:t>Conclusion</w:t>
-      </w:r>
-      <w:bookmarkEnd w:id="36"/>
-      <w:bookmarkEnd w:id="37"/>
+      <w:r>
+        <w:t>The backtracking implementation correctly finds a valid solution sequence when one exists. The main limitation is the factorial worst-case time, which becomes a real problem as n grows since impossible configurations force the algorithm to exhaust every possible branch before concluding. A Dynamic Programming</w:t>
+      </w:r>
       <w:r>
         <w:t xml:space="preserve"> </w:t>
       </w:r>
-    </w:p>
-    <w:p>
-      <w:pPr>
-        <w:ind w:left="360" w:firstLine="0"/>
-      </w:pPr>
-      <w:r>
-        <w:t>The backtracking implementation correctly finds a valid solution sequence when one exists. The main limitation is the factorial worst-case time, which becomes a real problem as n grows since impossible configurations force the algorithm to exhaust every possible branch before concluding. A Dynamic Programming</w:t>
-      </w:r>
-      <w:r>
-        <w:t xml:space="preserve"> </w:t>
-      </w:r>
-      <w:r>
-        <w:t xml:space="preserve">approach could improve this by </w:t>
-      </w:r>
-      <w:proofErr w:type="gramStart"/>
-      <w:r>
-        <w:t>caching</w:t>
-      </w:r>
-      <w:proofErr w:type="gramEnd"/>
-      <w:r>
-        <w:t xml:space="preserve"> already</w:t>
+      <w:r>
+        <w:t>approach could improve this by caching already</w:t>
       </w:r>
       <w:r>
         <w:t xml:space="preserve"> </w:t>
@@ -5373,7 +3926,7 @@
 </file>
 
 <file path=word/endnotes.xml><?xml version="1.0" encoding="utf-8"?>
-<w:endnotes xmlns:wpc="http://schemas.microsoft.com/office/word/2010/wordprocessingCanvas" xmlns:cx="http://schemas.microsoft.com/office/drawing/2014/chartex" xmlns:cx1="http://schemas.microsoft.com/office/drawing/2015/9/8/chartex" xmlns:cx2="http://schemas.microsoft.com/office/drawing/2015/10/21/chartex" xmlns:cx3="http://schemas.microsoft.com/office/drawing/2016/5/9/chartex" xmlns:cx4="http://schemas.microsoft.com/office/drawing/2016/5/10/chartex" xmlns:cx5="http://schemas.microsoft.com/office/drawing/2016/5/11/chartex" xmlns:cx6="http://schemas.microsoft.com/office/drawing/2016/5/12/chartex" xmlns:cx7="http://schemas.microsoft.com/office/drawing/2016/5/13/chartex" xmlns:cx8="http://schemas.microsoft.com/office/drawing/2016/5/14/chartex" xmlns:mc="http://schemas.openxmlformats.org/markup-compatibility/2006" xmlns:aink="http://schemas.microsoft.com/office/drawing/2016/ink" xmlns:am3d="http://schemas.microsoft.com/office/drawing/2017/model3d" xmlns:o="urn:schemas-microsoft-com:office:office" xmlns:oel="http://schemas.microsoft.com/office/2019/extlst" xmlns:r="http://schemas.openxmlformats.org/officeDocument/2006/relationships" xmlns:m="http://schemas.openxmlformats.org/officeDocument/2006/math" xmlns:v="urn:schemas-microsoft-com:vml" xmlns:wp14="http://schemas.microsoft.com/office/word/2010/wordprocessingDrawing" xmlns:wp="http://schemas.openxmlformats.org/drawingml/2006/wordprocessingDrawing" xmlns:w10="urn:schemas-microsoft-com:office:word" xmlns:w="http://schemas.openxmlformats.org/wordprocessingml/2006/main" xmlns:w14="http://schemas.microsoft.com/office/word/2010/wordml" xmlns:w15="http://schemas.microsoft.com/office/word/2012/wordml" xmlns:w16cex="http://schemas.microsoft.com/office/word/2018/wordml/cex" xmlns:w16cid="http://schemas.microsoft.com/office/word/2016/wordml/cid" xmlns:w16="http://schemas.microsoft.com/office/word/2018/wordml" xmlns:w16du="http://schemas.microsoft.com/office/word/2023/wordml/word16du" xmlns:w16sdtdh="http://schemas.microsoft.com/office/word/2020/wordml/sdtdatahash" xmlns:w16sdtfl="http://schemas.microsoft.com/office/word/2024/wordml/sdtformatlock" xmlns:w16se="http://schemas.microsoft.com/office/word/2015/wordml/symex" xmlns:wpg="http://schemas.microsoft.com/office/word/2010/wordprocessingGroup" xmlns:wpi="http://schemas.microsoft.com/office/word/2010/wordprocessingInk" xmlns:wne="http://schemas.microsoft.com/office/word/2006/wordml" xmlns:wps="http://schemas.microsoft.com/office/word/2010/wordprocessingShape" mc:Ignorable="w14 w15 w16se w16cid w16 w16cex w16sdtdh w16sdtfl w16du wp14">
+<w:endnotes xmlns:wpc="http://schemas.microsoft.com/office/word/2010/wordprocessingCanvas" xmlns:cx="http://schemas.microsoft.com/office/drawing/2014/chartex" xmlns:cx1="http://schemas.microsoft.com/office/drawing/2015/9/8/chartex" xmlns:cx2="http://schemas.microsoft.com/office/drawing/2015/10/21/chartex" xmlns:cx3="http://schemas.microsoft.com/office/drawing/2016/5/9/chartex" xmlns:cx4="http://schemas.microsoft.com/office/drawing/2016/5/10/chartex" xmlns:cx5="http://schemas.microsoft.com/office/drawing/2016/5/11/chartex" xmlns:cx6="http://schemas.microsoft.com/office/drawing/2016/5/12/chartex" xmlns:cx7="http://schemas.microsoft.com/office/drawing/2016/5/13/chartex" xmlns:cx8="http://schemas.microsoft.com/office/drawing/2016/5/14/chartex" xmlns:mc="http://schemas.openxmlformats.org/markup-compatibility/2006" xmlns:aink="http://schemas.microsoft.com/office/drawing/2016/ink" xmlns:am3d="http://schemas.microsoft.com/office/drawing/2017/model3d" xmlns:o="urn:schemas-microsoft-com:office:office" xmlns:oel="http://schemas.microsoft.com/office/2019/extlst" xmlns:r="http://schemas.openxmlformats.org/officeDocument/2006/relationships" xmlns:m="http://schemas.openxmlformats.org/officeDocument/2006/math" xmlns:v="urn:schemas-microsoft-com:vml" xmlns:wp14="http://schemas.microsoft.com/office/word/2010/wordprocessingDrawing" xmlns:wp="http://schemas.openxmlformats.org/drawingml/2006/wordprocessingDrawing" xmlns:w10="urn:schemas-microsoft-com:office:word" xmlns:w="http://schemas.openxmlformats.org/wordprocessingml/2006/main" xmlns:w14="http://schemas.microsoft.com/office/word/2010/wordml" xmlns:w15="http://schemas.microsoft.com/office/word/2012/wordml" xmlns:w16cex="http://schemas.microsoft.com/office/word/2018/wordml/cex" xmlns:w16cid="http://schemas.microsoft.com/office/word/2016/wordml/cid" xmlns:w16="http://schemas.microsoft.com/office/word/2018/wordml" xmlns:w16du="http://schemas.microsoft.com/office/word/2023/wordml/word16du" xmlns:w16sdtdh="http://schemas.microsoft.com/office/word/2020/wordml/sdtdatahash" xmlns:w16se="http://schemas.microsoft.com/office/word/2015/wordml/symex" xmlns:wpg="http://schemas.microsoft.com/office/word/2010/wordprocessingGroup" xmlns:wpi="http://schemas.microsoft.com/office/word/2010/wordprocessingInk" xmlns:wne="http://schemas.microsoft.com/office/word/2006/wordml" xmlns:wps="http://schemas.microsoft.com/office/word/2010/wordprocessingShape" mc:Ignorable="w14 w15 w16se w16cid w16 w16cex w16sdtdh wp14">
   <w:endnote w:type="separator" w:id="-1">
     <w:p>
       <w:pPr>
@@ -5398,7 +3951,7 @@
 </file>
 
 <file path=word/footnotes.xml><?xml version="1.0" encoding="utf-8"?>
-<w:footnotes xmlns:wpc="http://schemas.microsoft.com/office/word/2010/wordprocessingCanvas" xmlns:cx="http://schemas.microsoft.com/office/drawing/2014/chartex" xmlns:cx1="http://schemas.microsoft.com/office/drawing/2015/9/8/chartex" xmlns:cx2="http://schemas.microsoft.com/office/drawing/2015/10/21/chartex" xmlns:cx3="http://schemas.microsoft.com/office/drawing/2016/5/9/chartex" xmlns:cx4="http://schemas.microsoft.com/office/drawing/2016/5/10/chartex" xmlns:cx5="http://schemas.microsoft.com/office/drawing/2016/5/11/chartex" xmlns:cx6="http://schemas.microsoft.com/office/drawing/2016/5/12/chartex" xmlns:cx7="http://schemas.microsoft.com/office/drawing/2016/5/13/chartex" xmlns:cx8="http://schemas.microsoft.com/office/drawing/2016/5/14/chartex" xmlns:mc="http://schemas.openxmlformats.org/markup-compatibility/2006" xmlns:aink="http://schemas.microsoft.com/office/drawing/2016/ink" xmlns:am3d="http://schemas.microsoft.com/office/drawing/2017/model3d" xmlns:o="urn:schemas-microsoft-com:office:office" xmlns:oel="http://schemas.microsoft.com/office/2019/extlst" xmlns:r="http://schemas.openxmlformats.org/officeDocument/2006/relationships" xmlns:m="http://schemas.openxmlformats.org/officeDocument/2006/math" xmlns:v="urn:schemas-microsoft-com:vml" xmlns:wp14="http://schemas.microsoft.com/office/word/2010/wordprocessingDrawing" xmlns:wp="http://schemas.openxmlformats.org/drawingml/2006/wordprocessingDrawing" xmlns:w10="urn:schemas-microsoft-com:office:word" xmlns:w="http://schemas.openxmlformats.org/wordprocessingml/2006/main" xmlns:w14="http://schemas.microsoft.com/office/word/2010/wordml" xmlns:w15="http://schemas.microsoft.com/office/word/2012/wordml" xmlns:w16cex="http://schemas.microsoft.com/office/word/2018/wordml/cex" xmlns:w16cid="http://schemas.microsoft.com/office/word/2016/wordml/cid" xmlns:w16="http://schemas.microsoft.com/office/word/2018/wordml" xmlns:w16du="http://schemas.microsoft.com/office/word/2023/wordml/word16du" xmlns:w16sdtdh="http://schemas.microsoft.com/office/word/2020/wordml/sdtdatahash" xmlns:w16sdtfl="http://schemas.microsoft.com/office/word/2024/wordml/sdtformatlock" xmlns:w16se="http://schemas.microsoft.com/office/word/2015/wordml/symex" xmlns:wpg="http://schemas.microsoft.com/office/word/2010/wordprocessingGroup" xmlns:wpi="http://schemas.microsoft.com/office/word/2010/wordprocessingInk" xmlns:wne="http://schemas.microsoft.com/office/word/2006/wordml" xmlns:wps="http://schemas.microsoft.com/office/word/2010/wordprocessingShape" mc:Ignorable="w14 w15 w16se w16cid w16 w16cex w16sdtdh w16sdtfl w16du wp14">
+<w:footnotes xmlns:wpc="http://schemas.microsoft.com/office/word/2010/wordprocessingCanvas" xmlns:cx="http://schemas.microsoft.com/office/drawing/2014/chartex" xmlns:cx1="http://schemas.microsoft.com/office/drawing/2015/9/8/chartex" xmlns:cx2="http://schemas.microsoft.com/office/drawing/2015/10/21/chartex" xmlns:cx3="http://schemas.microsoft.com/office/drawing/2016/5/9/chartex" xmlns:cx4="http://schemas.microsoft.com/office/drawing/2016/5/10/chartex" xmlns:cx5="http://schemas.microsoft.com/office/drawing/2016/5/11/chartex" xmlns:cx6="http://schemas.microsoft.com/office/drawing/2016/5/12/chartex" xmlns:cx7="http://schemas.microsoft.com/office/drawing/2016/5/13/chartex" xmlns:cx8="http://schemas.microsoft.com/office/drawing/2016/5/14/chartex" xmlns:mc="http://schemas.openxmlformats.org/markup-compatibility/2006" xmlns:aink="http://schemas.microsoft.com/office/drawing/2016/ink" xmlns:am3d="http://schemas.microsoft.com/office/drawing/2017/model3d" xmlns:o="urn:schemas-microsoft-com:office:office" xmlns:oel="http://schemas.microsoft.com/office/2019/extlst" xmlns:r="http://schemas.openxmlformats.org/officeDocument/2006/relationships" xmlns:m="http://schemas.openxmlformats.org/officeDocument/2006/math" xmlns:v="urn:schemas-microsoft-com:vml" xmlns:wp14="http://schemas.microsoft.com/office/word/2010/wordprocessingDrawing" xmlns:wp="http://schemas.openxmlformats.org/drawingml/2006/wordprocessingDrawing" xmlns:w10="urn:schemas-microsoft-com:office:word" xmlns:w="http://schemas.openxmlformats.org/wordprocessingml/2006/main" xmlns:w14="http://schemas.microsoft.com/office/word/2010/wordml" xmlns:w15="http://schemas.microsoft.com/office/word/2012/wordml" xmlns:w16cex="http://schemas.microsoft.com/office/word/2018/wordml/cex" xmlns:w16cid="http://schemas.microsoft.com/office/word/2016/wordml/cid" xmlns:w16="http://schemas.microsoft.com/office/word/2018/wordml" xmlns:w16du="http://schemas.microsoft.com/office/word/2023/wordml/word16du" xmlns:w16sdtdh="http://schemas.microsoft.com/office/word/2020/wordml/sdtdatahash" xmlns:w16se="http://schemas.microsoft.com/office/word/2015/wordml/symex" xmlns:wpg="http://schemas.microsoft.com/office/word/2010/wordprocessingGroup" xmlns:wpi="http://schemas.microsoft.com/office/word/2010/wordprocessingInk" xmlns:wne="http://schemas.microsoft.com/office/word/2006/wordml" xmlns:wps="http://schemas.microsoft.com/office/word/2010/wordprocessingShape" mc:Ignorable="w14 w15 w16se w16cid w16 w16cex w16sdtdh wp14">
   <w:footnote w:type="separator" w:id="-1">
     <w:p>
       <w:pPr>
@@ -5423,7 +3976,7 @@
 </file>
 
 <file path=word/numbering.xml><?xml version="1.0" encoding="utf-8"?>
-<w:numbering xmlns:wpc="http://schemas.microsoft.com/office/word/2010/wordprocessingCanvas" xmlns:cx="http://schemas.microsoft.com/office/drawing/2014/chartex" xmlns:cx1="http://schemas.microsoft.com/office/drawing/2015/9/8/chartex" xmlns:cx2="http://schemas.microsoft.com/office/drawing/2015/10/21/chartex" xmlns:cx3="http://schemas.microsoft.com/office/drawing/2016/5/9/chartex" xmlns:cx4="http://schemas.microsoft.com/office/drawing/2016/5/10/chartex" xmlns:cx5="http://schemas.microsoft.com/office/drawing/2016/5/11/chartex" xmlns:cx6="http://schemas.microsoft.com/office/drawing/2016/5/12/chartex" xmlns:cx7="http://schemas.microsoft.com/office/drawing/2016/5/13/chartex" xmlns:cx8="http://schemas.microsoft.com/office/drawing/2016/5/14/chartex" xmlns:mc="http://schemas.openxmlformats.org/markup-compatibility/2006" xmlns:aink="http://schemas.microsoft.com/office/drawing/2016/ink" xmlns:am3d="http://schemas.microsoft.com/office/drawing/2017/model3d" xmlns:o="urn:schemas-microsoft-com:office:office" xmlns:oel="http://schemas.microsoft.com/office/2019/extlst" xmlns:r="http://schemas.openxmlformats.org/officeDocument/2006/relationships" xmlns:m="http://schemas.openxmlformats.org/officeDocument/2006/math" xmlns:v="urn:schemas-microsoft-com:vml" xmlns:wp14="http://schemas.microsoft.com/office/word/2010/wordprocessingDrawing" xmlns:wp="http://schemas.openxmlformats.org/drawingml/2006/wordprocessingDrawing" xmlns:w10="urn:schemas-microsoft-com:office:word" xmlns:w="http://schemas.openxmlformats.org/wordprocessingml/2006/main" xmlns:w14="http://schemas.microsoft.com/office/word/2010/wordml" xmlns:w15="http://schemas.microsoft.com/office/word/2012/wordml" xmlns:w16cex="http://schemas.microsoft.com/office/word/2018/wordml/cex" xmlns:w16cid="http://schemas.microsoft.com/office/word/2016/wordml/cid" xmlns:w16="http://schemas.microsoft.com/office/word/2018/wordml" xmlns:w16du="http://schemas.microsoft.com/office/word/2023/wordml/word16du" xmlns:w16sdtdh="http://schemas.microsoft.com/office/word/2020/wordml/sdtdatahash" xmlns:w16sdtfl="http://schemas.microsoft.com/office/word/2024/wordml/sdtformatlock" xmlns:w16se="http://schemas.microsoft.com/office/word/2015/wordml/symex" xmlns:wpg="http://schemas.microsoft.com/office/word/2010/wordprocessingGroup" xmlns:wpi="http://schemas.microsoft.com/office/word/2010/wordprocessingInk" xmlns:wne="http://schemas.microsoft.com/office/word/2006/wordml" xmlns:wps="http://schemas.microsoft.com/office/word/2010/wordprocessingShape" mc:Ignorable="w14 w15 w16se w16cid w16 w16cex w16sdtdh w16sdtfl w16du wp14">
+<w:numbering xmlns:wpc="http://schemas.microsoft.com/office/word/2010/wordprocessingCanvas" xmlns:cx="http://schemas.microsoft.com/office/drawing/2014/chartex" xmlns:cx1="http://schemas.microsoft.com/office/drawing/2015/9/8/chartex" xmlns:cx2="http://schemas.microsoft.com/office/drawing/2015/10/21/chartex" xmlns:cx3="http://schemas.microsoft.com/office/drawing/2016/5/9/chartex" xmlns:cx4="http://schemas.microsoft.com/office/drawing/2016/5/10/chartex" xmlns:cx5="http://schemas.microsoft.com/office/drawing/2016/5/11/chartex" xmlns:cx6="http://schemas.microsoft.com/office/drawing/2016/5/12/chartex" xmlns:cx7="http://schemas.microsoft.com/office/drawing/2016/5/13/chartex" xmlns:cx8="http://schemas.microsoft.com/office/drawing/2016/5/14/chartex" xmlns:mc="http://schemas.openxmlformats.org/markup-compatibility/2006" xmlns:aink="http://schemas.microsoft.com/office/drawing/2016/ink" xmlns:am3d="http://schemas.microsoft.com/office/drawing/2017/model3d" xmlns:o="urn:schemas-microsoft-com:office:office" xmlns:oel="http://schemas.microsoft.com/office/2019/extlst" xmlns:r="http://schemas.openxmlformats.org/officeDocument/2006/relationships" xmlns:m="http://schemas.openxmlformats.org/officeDocument/2006/math" xmlns:v="urn:schemas-microsoft-com:vml" xmlns:wp14="http://schemas.microsoft.com/office/word/2010/wordprocessingDrawing" xmlns:wp="http://schemas.openxmlformats.org/drawingml/2006/wordprocessingDrawing" xmlns:w10="urn:schemas-microsoft-com:office:word" xmlns:w="http://schemas.openxmlformats.org/wordprocessingml/2006/main" xmlns:w14="http://schemas.microsoft.com/office/word/2010/wordml" xmlns:w15="http://schemas.microsoft.com/office/word/2012/wordml" xmlns:w16cex="http://schemas.microsoft.com/office/word/2018/wordml/cex" xmlns:w16cid="http://schemas.microsoft.com/office/word/2016/wordml/cid" xmlns:w16="http://schemas.microsoft.com/office/word/2018/wordml" xmlns:w16du="http://schemas.microsoft.com/office/word/2023/wordml/word16du" xmlns:w16sdtdh="http://schemas.microsoft.com/office/word/2020/wordml/sdtdatahash" xmlns:w16se="http://schemas.microsoft.com/office/word/2015/wordml/symex" xmlns:wpg="http://schemas.microsoft.com/office/word/2010/wordprocessingGroup" xmlns:wpi="http://schemas.microsoft.com/office/word/2010/wordprocessingInk" xmlns:wne="http://schemas.microsoft.com/office/word/2006/wordml" xmlns:wps="http://schemas.microsoft.com/office/word/2010/wordprocessingShape" mc:Ignorable="w14 w15 w16se w16cid w16 w16cex w16sdtdh wp14">
   <w:abstractNum w:abstractNumId="0" w15:restartNumberingAfterBreak="0">
     <w:nsid w:val="018F07FA"/>
     <w:multiLevelType w:val="hybridMultilevel"/>
@@ -11327,7 +9880,7 @@
 </file>
 
 <file path=word/styles.xml><?xml version="1.0" encoding="utf-8"?>
-<w:styles xmlns:mc="http://schemas.openxmlformats.org/markup-compatibility/2006" xmlns:r="http://schemas.openxmlformats.org/officeDocument/2006/relationships" xmlns:w="http://schemas.openxmlformats.org/wordprocessingml/2006/main" xmlns:w14="http://schemas.microsoft.com/office/word/2010/wordml" xmlns:w15="http://schemas.microsoft.com/office/word/2012/wordml" xmlns:w16cex="http://schemas.microsoft.com/office/word/2018/wordml/cex" xmlns:w16cid="http://schemas.microsoft.com/office/word/2016/wordml/cid" xmlns:w16="http://schemas.microsoft.com/office/word/2018/wordml" xmlns:w16du="http://schemas.microsoft.com/office/word/2023/wordml/word16du" xmlns:w16sdtdh="http://schemas.microsoft.com/office/word/2020/wordml/sdtdatahash" xmlns:w16sdtfl="http://schemas.microsoft.com/office/word/2024/wordml/sdtformatlock" xmlns:w16se="http://schemas.microsoft.com/office/word/2015/wordml/symex" mc:Ignorable="w14 w15 w16se w16cid w16 w16cex w16sdtdh w16sdtfl w16du">
+<w:styles xmlns:mc="http://schemas.openxmlformats.org/markup-compatibility/2006" xmlns:r="http://schemas.openxmlformats.org/officeDocument/2006/relationships" xmlns:w="http://schemas.openxmlformats.org/wordprocessingml/2006/main" xmlns:w14="http://schemas.microsoft.com/office/word/2010/wordml" xmlns:w15="http://schemas.microsoft.com/office/word/2012/wordml" xmlns:w16cex="http://schemas.microsoft.com/office/word/2018/wordml/cex" xmlns:w16cid="http://schemas.microsoft.com/office/word/2016/wordml/cid" xmlns:w16="http://schemas.microsoft.com/office/word/2018/wordml" xmlns:w16sdtdh="http://schemas.microsoft.com/office/word/2020/wordml/sdtdatahash" xmlns:w16se="http://schemas.microsoft.com/office/word/2015/wordml/symex" mc:Ignorable="w14 w15 w16se w16cid w16 w16cex w16sdtdh">
   <w:docDefaults>
     <w:rPrDefault>
       <w:rPr>
@@ -11942,6 +10495,7 @@
   <w:style w:type="character" w:default="1" w:styleId="DefaultParagraphFont">
     <w:name w:val="Default Paragraph Font"/>
     <w:uiPriority w:val="1"/>
+    <w:semiHidden/>
     <w:unhideWhenUsed/>
   </w:style>
   <w:style w:type="table" w:default="1" w:styleId="TableNormal">
